--- a/docs/requisitos/hus/HU.004 - Cadastrar usuario pela gestao.docx
+++ b/docs/requisitos/hus/HU.004 - Cadastrar usuario pela gestao.docx
@@ -22,7 +22,7 @@
           <w:b/>
           <w:sz w:val="28"/>
         </w:rPr>
-        <w:t xml:space="preserve">HU.004 – CADASTRAR USUÁRIO PELA GESTÃO</w:t>
+        <w:t>HU.004 – CADASTRAR USUÁRIO PELA GESTÃO</w:t>
       </w:r>
     </w:p>
     <w:p>
@@ -181,14 +181,13 @@
             <w:pPr>
               <w:jc w:val="center"/>
             </w:pPr>
-            <w:r/>
             <w:r>
               <w:rPr>
                 <w:rFonts w:ascii="Arial" w:hAnsi="Arial"/>
                 <w:b w:val="0"/>
                 <w:sz w:val="20"/>
               </w:rPr>
-              <w:t xml:space="preserve">19/10/2026</w:t>
+              <w:t>19/10/2026</w:t>
             </w:r>
           </w:p>
         </w:tc>
@@ -200,13 +199,12 @@
             <w:pPr>
               <w:jc w:val="left"/>
             </w:pPr>
-            <w:r/>
             <w:r>
               <w:rPr>
                 <w:rFonts w:ascii="Arial" w:hAnsi="Arial"/>
                 <w:sz w:val="20"/>
               </w:rPr>
-              <w:t xml:space="preserve">Criação da HU, separada de Manter usuários</w:t>
+              <w:t>Criação da HU, separada de Manter usuários</w:t>
             </w:r>
           </w:p>
         </w:tc>
@@ -218,14 +216,13 @@
             <w:pPr>
               <w:jc w:val="center"/>
             </w:pPr>
-            <w:r/>
             <w:r>
               <w:rPr>
                 <w:rFonts w:ascii="Arial" w:hAnsi="Arial"/>
                 <w:b w:val="0"/>
                 <w:sz w:val="20"/>
               </w:rPr>
-              <w:t xml:space="preserve">2.2</w:t>
+              <w:t>2.2</w:t>
             </w:r>
           </w:p>
         </w:tc>
@@ -237,14 +234,86 @@
             <w:pPr>
               <w:jc w:val="center"/>
             </w:pPr>
-            <w:r/>
             <w:r>
               <w:rPr>
                 <w:rFonts w:ascii="Arial" w:hAnsi="Arial"/>
                 <w:b w:val="0"/>
                 <w:sz w:val="20"/>
               </w:rPr>
-              <w:t xml:space="preserve">Sudoeste Informática</w:t>
+              <w:t>Sudoeste Informática</w:t>
+            </w:r>
+          </w:p>
+        </w:tc>
+      </w:tr>
+      <w:tr>
+        <w:tc>
+          <w:tcPr>
+            <w:tcW w:type="dxa" w:w="2412"/>
+          </w:tcPr>
+          <w:p>
+            <w:pPr>
+              <w:jc w:val="center"/>
+            </w:pPr>
+            <w:r>
+              <w:rPr>
+                <w:rFonts w:ascii="Arial" w:hAnsi="Arial"/>
+                <w:b w:val="0"/>
+                <w:sz w:val="20"/>
+              </w:rPr>
+              <w:t>22/10/2026</w:t>
+            </w:r>
+          </w:p>
+        </w:tc>
+        <w:tc>
+          <w:tcPr>
+            <w:tcW w:type="dxa" w:w="2412"/>
+          </w:tcPr>
+          <w:p>
+            <w:pPr>
+              <w:jc w:val="left"/>
+            </w:pPr>
+            <w:r>
+              <w:rPr>
+                <w:rFonts w:ascii="Arial" w:hAnsi="Arial"/>
+                <w:sz w:val="20"/>
+              </w:rPr>
+              <w:t>Portal sem login próprio: o cidadão entra pelo Portal de Serviços da SEDUR (HU-142); a conta do cidadão nasce no primeiro acesso, não em formulário do portal</w:t>
+            </w:r>
+          </w:p>
+        </w:tc>
+        <w:tc>
+          <w:tcPr>
+            <w:tcW w:type="dxa" w:w="2412"/>
+          </w:tcPr>
+          <w:p>
+            <w:pPr>
+              <w:jc w:val="center"/>
+            </w:pPr>
+            <w:r>
+              <w:rPr>
+                <w:rFonts w:ascii="Arial" w:hAnsi="Arial"/>
+                <w:b w:val="0"/>
+                <w:sz w:val="20"/>
+              </w:rPr>
+              <w:t>2.3</w:t>
+            </w:r>
+          </w:p>
+        </w:tc>
+        <w:tc>
+          <w:tcPr>
+            <w:tcW w:type="dxa" w:w="2412"/>
+          </w:tcPr>
+          <w:p>
+            <w:pPr>
+              <w:jc w:val="center"/>
+            </w:pPr>
+            <w:r>
+              <w:rPr>
+                <w:rFonts w:ascii="Arial" w:hAnsi="Arial"/>
+                <w:b w:val="0"/>
+                <w:sz w:val="20"/>
+              </w:rPr>
+              <w:t>Sudoeste Informática</w:t>
             </w:r>
           </w:p>
         </w:tc>
@@ -277,7 +346,19 @@
           <w:rFonts w:ascii="Arial" w:hAnsi="Arial"/>
           <w:sz w:val="24"/>
         </w:rPr>
-        <w:t xml:space="preserve">O administrador cria uma conta local pelo botão Novo usuário, na lista de Administração &gt; Usuários. Informa nome, e-mail, CPF, telefone (opcional) e papel. A conta nasce local, com o e-mail já confirmado e sem senha, e o usuário recebe por e-mail o link para definir a própria senha. O cadastro fica registrado como dado pessoal. Este cadastro é diferente do feito pelo próprio visitante no portal (HU-140), que escolhe a senha e começa no perfil de cidadão.</w:t>
+        <w:t>O administrador cria uma conta local pelo botão Novo usuário, na lista de Administração &gt; Usuários. Informa nome, e-mail, CPF, telefone (opcional) e papel. A conta nasce local, com o e-mail já confirmado e sem senha, e o usuário recebe por e-mail o link para definir a própria senha. O cadastro fica registrado como dado pessoal.</w:t>
+      </w:r>
+    </w:p>
+    <w:p>
+      <w:pPr>
+        <w:jc w:val="both"/>
+      </w:pPr>
+      <w:r>
+        <w:rPr>
+          <w:rFonts w:ascii="Arial" w:hAnsi="Arial"/>
+          <w:sz w:val="24"/>
+        </w:rPr>
+        <w:t>Este cadastro é diferente da conta do cidadão, que nasce no primeiro acesso pelo Portal de Serviços da SEDUR (HU-140), sem senha no Viabiliza e no perfil de cidadão.</w:t>
       </w:r>
     </w:p>
     <w:p/>
@@ -310,7 +391,7 @@
           <w:rFonts w:ascii="Arial" w:hAnsi="Arial"/>
           <w:sz w:val="22"/>
         </w:rPr>
-        <w:t xml:space="preserve">HISTÓRIA DE USUÁRIO: Cadastrar usuário pela gestão</w:t>
+        <w:t>HISTÓRIA DE USUÁRIO: Cadastrar usuário pela gestão</w:t>
       </w:r>
     </w:p>
     <w:p>
@@ -405,7 +486,7 @@
           <w:b w:val="0"/>
           <w:sz w:val="24"/>
         </w:rPr>
-        <w:t xml:space="preserve">que o administrador cadastre contas locais</w:t>
+        <w:t>que o administrador cadastre contas locais</w:t>
       </w:r>
       <w:r>
         <w:rPr>
@@ -421,7 +502,7 @@
           <w:b w:val="0"/>
           <w:sz w:val="24"/>
         </w:rPr>
-        <w:t xml:space="preserve">o novo usuário defina a própria senha e entre no console</w:t>
+        <w:t>o novo usuário defina a própria senha e entre no console</w:t>
       </w:r>
     </w:p>
     <w:p>
@@ -429,7 +510,7 @@
         <w:pStyle w:val="Heading1"/>
       </w:pPr>
       <w:r>
-        <w:t xml:space="preserve">HISTÓRIA DE USUÁRIO: Cadastrar usuário pela gestão</w:t>
+        <w:t>HISTÓRIA DE USUÁRIO: Cadastrar usuário pela gestão</w:t>
       </w:r>
     </w:p>
     <w:p>
@@ -466,7 +547,7 @@
           <w:b w:val="0"/>
           <w:sz w:val="24"/>
         </w:rPr>
-        <w:t xml:space="preserve">cadastrar uma conta local com nome, e-mail, CPF, telefone e papel</w:t>
+        <w:t>cadastrar uma conta local com nome, e-mail, CPF, telefone e papel</w:t>
       </w:r>
       <w:r>
         <w:rPr>
@@ -482,7 +563,7 @@
           <w:b w:val="0"/>
           <w:sz w:val="24"/>
         </w:rPr>
-        <w:t xml:space="preserve">o novo usuário receba o link para definir a própria senha e use o Viabiliza</w:t>
+        <w:t>o novo usuário receba o link para definir a própria senha e use o Viabiliza</w:t>
       </w:r>
     </w:p>
     <w:p>
@@ -502,7 +583,7 @@
           <w:rFonts w:ascii="Arial" w:hAnsi="Arial"/>
           <w:sz w:val="24"/>
         </w:rPr>
-        <w:t xml:space="preserve">• Administrador autenticado no console, com acesso à manutenção de usuários</w:t>
+        <w:t>• Administrador autenticado no console, com acesso à manutenção de usuários</w:t>
       </w:r>
     </w:p>
     <w:p>
@@ -514,7 +595,7 @@
           <w:rFonts w:ascii="Arial" w:hAnsi="Arial"/>
           <w:sz w:val="24"/>
         </w:rPr>
-        <w:t xml:space="preserve">• Nome obrigatório, com até 255 caracteres</w:t>
+        <w:t>• Nome obrigatório, com até 255 caracteres</w:t>
       </w:r>
     </w:p>
     <w:p>
@@ -526,7 +607,7 @@
           <w:rFonts w:ascii="Arial" w:hAnsi="Arial"/>
           <w:sz w:val="24"/>
         </w:rPr>
-        <w:t xml:space="preserve">• E-mail obrigatório, em formato válido, com até 255 caracteres e ainda não usado em outra conta</w:t>
+        <w:t>• E-mail obrigatório, em formato válido, com até 255 caracteres e ainda não usado em outra conta</w:t>
       </w:r>
     </w:p>
     <w:p>
@@ -538,7 +619,7 @@
           <w:rFonts w:ascii="Arial" w:hAnsi="Arial"/>
           <w:sz w:val="24"/>
         </w:rPr>
-        <w:t xml:space="preserve">• CPF obrigatório, válido e ainda não usado em outra conta</w:t>
+        <w:t>• CPF obrigatório, válido e ainda não usado em outra conta</w:t>
       </w:r>
     </w:p>
     <w:p>
@@ -550,7 +631,7 @@
           <w:rFonts w:ascii="Arial" w:hAnsi="Arial"/>
           <w:sz w:val="24"/>
         </w:rPr>
-        <w:t xml:space="preserve">• Telefone opcional, com DDD e até 20 caracteres</w:t>
+        <w:t>• Telefone opcional, com DDD e até 20 caracteres</w:t>
       </w:r>
     </w:p>
     <w:p>
@@ -562,7 +643,7 @@
           <w:rFonts w:ascii="Arial" w:hAnsi="Arial"/>
           <w:sz w:val="24"/>
         </w:rPr>
-        <w:t xml:space="preserve">• Papel obrigatório e já existente</w:t>
+        <w:t>• Papel obrigatório e já existente</w:t>
       </w:r>
     </w:p>
     <w:p>
@@ -591,7 +672,7 @@
           <w:rFonts w:ascii="Arial" w:hAnsi="Arial"/>
           <w:sz w:val="24"/>
         </w:rPr>
-        <w:t xml:space="preserve">• HU-006 — os papéis que podem ser atribuídos</w:t>
+        <w:t>• HU-006 — os papéis que podem ser atribuídos</w:t>
       </w:r>
     </w:p>
     <w:p/>
@@ -613,7 +694,7 @@
           <w:rFonts w:ascii="Arial" w:hAnsi="Arial"/>
           <w:sz w:val="24"/>
         </w:rPr>
-        <w:t xml:space="preserve">• HU-002 — o link para definir a senha chega pelo fluxo de redefinição do console</w:t>
+        <w:t>• HU-002 — o link para definir a senha chega pelo fluxo de redefinição do console</w:t>
       </w:r>
     </w:p>
     <w:p>
@@ -625,7 +706,7 @@
           <w:rFonts w:ascii="Arial" w:hAnsi="Arial"/>
           <w:sz w:val="24"/>
         </w:rPr>
-        <w:t xml:space="preserve">• HU-005 — a conta cadastrada passa a aparecer na lista de usuários</w:t>
+        <w:t>• HU-005 — a conta cadastrada passa a aparecer na lista de usuários</w:t>
       </w:r>
     </w:p>
     <w:p>
@@ -641,7 +722,7 @@
         <w:pStyle w:val="Heading2"/>
       </w:pPr>
       <w:r>
-        <w:t xml:space="preserve">TELA 1 - Novo usuário</w:t>
+        <w:t>TELA 1 - Novo usuário</w:t>
       </w:r>
     </w:p>
     <w:p>
@@ -656,7 +737,7 @@
         <w:rPr>
           <w:sz w:val="22"/>
         </w:rPr>
-        <w:t xml:space="preserve">Administração &gt; Usuários &gt; Novo usuário</w:t>
+        <w:t>Administração &gt; Usuários &gt; Novo usuário</w:t>
       </w:r>
     </w:p>
     <w:p/>
@@ -715,7 +796,7 @@
           <w:b/>
           <w:sz w:val="22"/>
         </w:rPr>
-        <w:t xml:space="preserve">Cenário 1: Cadastro de conta local</w:t>
+        <w:t>Cenário 1: Cadastro de conta local</w:t>
       </w:r>
     </w:p>
     <w:p>
@@ -732,7 +813,7 @@
           <w:rFonts w:ascii="Arial" w:hAnsi="Arial"/>
           <w:sz w:val="22"/>
         </w:rPr>
-        <w:t xml:space="preserve">o administrador abre Novo usuário e informa nome, e-mail ainda não usado, CPF válido e um papel existente</w:t>
+        <w:t>o administrador abre Novo usuário e informa nome, e-mail ainda não usado, CPF válido e um papel existente</w:t>
       </w:r>
     </w:p>
     <w:p>
@@ -749,7 +830,7 @@
           <w:rFonts w:ascii="Arial" w:hAnsi="Arial"/>
           <w:sz w:val="22"/>
         </w:rPr>
-        <w:t xml:space="preserve">confirma o cadastro</w:t>
+        <w:t>confirma o cadastro</w:t>
       </w:r>
     </w:p>
     <w:p>
@@ -766,7 +847,7 @@
           <w:rFonts w:ascii="Arial" w:hAnsi="Arial"/>
           <w:sz w:val="22"/>
         </w:rPr>
-        <w:t xml:space="preserve">a conta é criada como local, com o e-mail já confirmado e sem senha, o papel é vinculado, o link para definir a senha é enviado ao e-mail da conta e o cadastro fica registrado como dado pessoal</w:t>
+        <w:t>a conta é criada como local, com o e-mail já confirmado e sem senha, o papel é vinculado, o link para definir a senha é enviado ao e-mail da conta e o cadastro fica registrado como dado pessoal</w:t>
       </w:r>
     </w:p>
     <w:p/>
@@ -777,7 +858,7 @@
           <w:b/>
           <w:sz w:val="22"/>
         </w:rPr>
-        <w:t xml:space="preserve">Cenário 2: Telefone é opcional</w:t>
+        <w:t>Cenário 2: Telefone é opcional</w:t>
       </w:r>
     </w:p>
     <w:p>
@@ -794,7 +875,7 @@
           <w:rFonts w:ascii="Arial" w:hAnsi="Arial"/>
           <w:sz w:val="22"/>
         </w:rPr>
-        <w:t xml:space="preserve">o administrador não informa telefone</w:t>
+        <w:t>o administrador não informa telefone</w:t>
       </w:r>
     </w:p>
     <w:p>
@@ -811,7 +892,7 @@
           <w:rFonts w:ascii="Arial" w:hAnsi="Arial"/>
           <w:sz w:val="22"/>
         </w:rPr>
-        <w:t xml:space="preserve">confirma o cadastro</w:t>
+        <w:t>confirma o cadastro</w:t>
       </w:r>
     </w:p>
     <w:p>
@@ -828,7 +909,7 @@
           <w:rFonts w:ascii="Arial" w:hAnsi="Arial"/>
           <w:sz w:val="22"/>
         </w:rPr>
-        <w:t xml:space="preserve">a conta é criada sem telefone</w:t>
+        <w:t>a conta é criada sem telefone</w:t>
       </w:r>
     </w:p>
     <w:p/>
@@ -839,7 +920,7 @@
           <w:b/>
           <w:sz w:val="22"/>
         </w:rPr>
-        <w:t xml:space="preserve">Cenário 3: Dados recusados no cadastro</w:t>
+        <w:t>Cenário 3: Dados recusados no cadastro</w:t>
       </w:r>
     </w:p>
     <w:p>
@@ -856,7 +937,7 @@
           <w:rFonts w:ascii="Arial" w:hAnsi="Arial"/>
           <w:sz w:val="22"/>
         </w:rPr>
-        <w:t xml:space="preserve">o e-mail ou o CPF já pertencem a outra conta, o CPF é inválido, o telefone informado não tem DDD ou o papel não existe</w:t>
+        <w:t>o e-mail ou o CPF já pertencem a outra conta, o CPF é inválido, o telefone informado não tem DDD ou o papel não existe</w:t>
       </w:r>
     </w:p>
     <w:p>
@@ -873,7 +954,7 @@
           <w:rFonts w:ascii="Arial" w:hAnsi="Arial"/>
           <w:sz w:val="22"/>
         </w:rPr>
-        <w:t xml:space="preserve">o administrador confirma o cadastro</w:t>
+        <w:t>o administrador confirma o cadastro</w:t>
       </w:r>
     </w:p>
     <w:p>
@@ -890,13 +971,15 @@
           <w:rFonts w:ascii="Arial" w:hAnsi="Arial"/>
           <w:sz w:val="22"/>
         </w:rPr>
-        <w:t xml:space="preserve">o cadastro é recusado com a mensagem do campo e nenhuma conta é criada</w:t>
+        <w:t>o cadastro é recusado com a mensagem do campo e nenhuma conta é criada</w:t>
       </w:r>
     </w:p>
     <w:p/>
     <w:sectPr>
       <w:headerReference w:type="default" r:id="rId9"/>
       <w:footerReference w:type="default" r:id="rId10"/>
+      <w:headerReference w:type="first" r:id="rId11"/>
+      <w:headerReference w:type="even" r:id="rId12"/>
       <w:pgSz w:w="12240" w:h="15840"/>
       <w:pgMar w:top="1728" w:right="1296" w:bottom="1296" w:left="1296" w:header="720" w:footer="720" w:gutter="0"/>
       <w:cols w:space="720"/>
@@ -1034,8 +1117,28 @@
         <w:rFonts w:ascii="Arial" w:hAnsi="Arial"/>
         <w:sz w:val="16"/>
       </w:rPr>
-      <w:t xml:space="preserve">HU.004 - CADASTRAR USUÁRIO PELA GESTÃO - Versão 2.2 – 19/10/2026</w:t>
+      <w:t>HU.004 - CADASTRAR USUÁRIO PELA GESTÃO - Versão 2.3 – 22/10/2026</w:t>
     </w:r>
+  </w:p>
+</w:hdr>
+</file>
+
+<file path=word/header2.xml><?xml version="1.0" encoding="utf-8"?>
+<w:hdr xmlns:m="http://schemas.openxmlformats.org/officeDocument/2006/math" xmlns:mc="http://schemas.openxmlformats.org/markup-compatibility/2006" xmlns:mo="http://schemas.microsoft.com/office/mac/office/2008/main" xmlns:mv="urn:schemas-microsoft-com:mac:vml" xmlns:o="urn:schemas-microsoft-com:office:office" xmlns:r="http://schemas.openxmlformats.org/officeDocument/2006/relationships" xmlns:v="urn:schemas-microsoft-com:vml" xmlns:w10="urn:schemas-microsoft-com:office:word" xmlns:w14="http://schemas.microsoft.com/office/word/2010/wordml" xmlns:w="http://schemas.openxmlformats.org/wordprocessingml/2006/main" xmlns:wne="http://schemas.microsoft.com/office/word/2006/wordml" xmlns:wp14="http://schemas.microsoft.com/office/word/2010/wordprocessingDrawing" xmlns:wp="http://schemas.openxmlformats.org/drawingml/2006/wordprocessingDrawing" xmlns:wpc="http://schemas.microsoft.com/office/word/2010/wordprocessingCanvas" xmlns:wpg="http://schemas.microsoft.com/office/word/2010/wordprocessingGroup" xmlns:wpi="http://schemas.microsoft.com/office/word/2010/wordprocessingInk" xmlns:wps="http://schemas.microsoft.com/office/word/2010/wordprocessingShape" mc:Ignorable="w14 wp14">
+  <w:p>
+    <w:pPr>
+      <w:pStyle w:val="Header"/>
+    </w:pPr>
+  </w:p>
+</w:hdr>
+</file>
+
+<file path=word/header3.xml><?xml version="1.0" encoding="utf-8"?>
+<w:hdr xmlns:m="http://schemas.openxmlformats.org/officeDocument/2006/math" xmlns:mc="http://schemas.openxmlformats.org/markup-compatibility/2006" xmlns:mo="http://schemas.microsoft.com/office/mac/office/2008/main" xmlns:mv="urn:schemas-microsoft-com:mac:vml" xmlns:o="urn:schemas-microsoft-com:office:office" xmlns:r="http://schemas.openxmlformats.org/officeDocument/2006/relationships" xmlns:v="urn:schemas-microsoft-com:vml" xmlns:w10="urn:schemas-microsoft-com:office:word" xmlns:w14="http://schemas.microsoft.com/office/word/2010/wordml" xmlns:w="http://schemas.openxmlformats.org/wordprocessingml/2006/main" xmlns:wne="http://schemas.microsoft.com/office/word/2006/wordml" xmlns:wp14="http://schemas.microsoft.com/office/word/2010/wordprocessingDrawing" xmlns:wp="http://schemas.openxmlformats.org/drawingml/2006/wordprocessingDrawing" xmlns:wpc="http://schemas.microsoft.com/office/word/2010/wordprocessingCanvas" xmlns:wpg="http://schemas.microsoft.com/office/word/2010/wordprocessingGroup" xmlns:wpi="http://schemas.microsoft.com/office/word/2010/wordprocessingInk" xmlns:wps="http://schemas.microsoft.com/office/word/2010/wordprocessingShape" mc:Ignorable="w14 wp14">
+  <w:p>
+    <w:pPr>
+      <w:pStyle w:val="Header"/>
+    </w:pPr>
   </w:p>
 </w:hdr>
 </file>
